--- a/LLM_and_Enterprise_RAG_Bootcamp/Lab_Walkthroughs/Week_11_Lab_B_basic_trl_grpo_loop.docx
+++ b/LLM_and_Enterprise_RAG_Bootcamp/Lab_Walkthroughs/Week_11_Lab_B_basic_trl_grpo_loop.docx
@@ -155,6 +155,495 @@
           <w:sz w:val="22"/>
         </w:rPr>
         <w:t>Compare against the SFT baseline.</w:t>
+      </w:r>
+    </w:p>
+    <w:p>
+      <w:r>
+        <w:rPr>
+          <w:b/>
+          <w:color w:val="1E2761"/>
+          <w:sz w:val="32"/>
+        </w:rPr>
+        <w:t>Starter Code</w:t>
+      </w:r>
+    </w:p>
+    <w:p>
+      <w:r>
+        <w:rPr>
+          <w:color w:val="333333"/>
+          <w:sz w:val="22"/>
+        </w:rPr>
+        <w:t>Copy this into the lab workspace and fill in the marked sections.</w:t>
+      </w:r>
+    </w:p>
+    <w:p>
+      <w:pPr>
+        <w:spacing w:after="0" w:before="0"/>
+      </w:pPr>
+      <w:r>
+        <w:rPr>
+          <w:rFonts w:ascii="Consolas" w:hAnsi="Consolas"/>
+          <w:color w:val="101010"/>
+          <w:sz w:val="18"/>
+        </w:rPr>
+        <w:t>import re</w:t>
+      </w:r>
+    </w:p>
+    <w:p>
+      <w:pPr>
+        <w:spacing w:after="0" w:before="0"/>
+      </w:pPr>
+      <w:r>
+        <w:rPr>
+          <w:rFonts w:ascii="Consolas" w:hAnsi="Consolas"/>
+          <w:color w:val="101010"/>
+          <w:sz w:val="18"/>
+        </w:rPr>
+        <w:t>import sqlite3</w:t>
+      </w:r>
+    </w:p>
+    <w:p>
+      <w:pPr>
+        <w:spacing w:after="0" w:before="0"/>
+      </w:pPr>
+      <w:r>
+        <w:rPr>
+          <w:rFonts w:ascii="Consolas" w:hAnsi="Consolas"/>
+          <w:color w:val="101010"/>
+          <w:sz w:val="18"/>
+        </w:rPr>
+        <w:t>from trl import GRPOConfig, GRPOTrainer</w:t>
+      </w:r>
+    </w:p>
+    <w:p>
+      <w:pPr>
+        <w:spacing w:after="0" w:before="0"/>
+      </w:pPr>
+      <w:r>
+        <w:rPr>
+          <w:rFonts w:ascii="Consolas" w:hAnsi="Consolas"/>
+          <w:color w:val="101010"/>
+          <w:sz w:val="18"/>
+        </w:rPr>
+        <w:t xml:space="preserve"> </w:t>
+      </w:r>
+    </w:p>
+    <w:p>
+      <w:pPr>
+        <w:spacing w:after="0" w:before="0"/>
+      </w:pPr>
+      <w:r>
+        <w:rPr>
+          <w:rFonts w:ascii="Consolas" w:hAnsi="Consolas"/>
+          <w:color w:val="101010"/>
+          <w:sz w:val="18"/>
+        </w:rPr>
+        <w:t>def execute(db_path, sql):</w:t>
+      </w:r>
+    </w:p>
+    <w:p>
+      <w:pPr>
+        <w:spacing w:after="0" w:before="0"/>
+      </w:pPr>
+      <w:r>
+        <w:rPr>
+          <w:rFonts w:ascii="Consolas" w:hAnsi="Consolas"/>
+          <w:color w:val="101010"/>
+          <w:sz w:val="18"/>
+        </w:rPr>
+        <w:t xml:space="preserve">    try:</w:t>
+      </w:r>
+    </w:p>
+    <w:p>
+      <w:pPr>
+        <w:spacing w:after="0" w:before="0"/>
+      </w:pPr>
+      <w:r>
+        <w:rPr>
+          <w:rFonts w:ascii="Consolas" w:hAnsi="Consolas"/>
+          <w:color w:val="101010"/>
+          <w:sz w:val="18"/>
+        </w:rPr>
+        <w:t xml:space="preserve">        con = sqlite3.connect(f'file:{db_path}?mode=ro', uri=True)</w:t>
+      </w:r>
+    </w:p>
+    <w:p>
+      <w:pPr>
+        <w:spacing w:after="0" w:before="0"/>
+      </w:pPr>
+      <w:r>
+        <w:rPr>
+          <w:rFonts w:ascii="Consolas" w:hAnsi="Consolas"/>
+          <w:color w:val="101010"/>
+          <w:sz w:val="18"/>
+        </w:rPr>
+        <w:t xml:space="preserve">        return sorted(map(tuple, con.execute(sql).fetchmany(200)))</w:t>
+      </w:r>
+    </w:p>
+    <w:p>
+      <w:pPr>
+        <w:spacing w:after="0" w:before="0"/>
+      </w:pPr>
+      <w:r>
+        <w:rPr>
+          <w:rFonts w:ascii="Consolas" w:hAnsi="Consolas"/>
+          <w:color w:val="101010"/>
+          <w:sz w:val="18"/>
+        </w:rPr>
+        <w:t xml:space="preserve">    except Exception:</w:t>
+      </w:r>
+    </w:p>
+    <w:p>
+      <w:pPr>
+        <w:spacing w:after="0" w:before="0"/>
+      </w:pPr>
+      <w:r>
+        <w:rPr>
+          <w:rFonts w:ascii="Consolas" w:hAnsi="Consolas"/>
+          <w:color w:val="101010"/>
+          <w:sz w:val="18"/>
+        </w:rPr>
+        <w:t xml:space="preserve">        return None</w:t>
+      </w:r>
+    </w:p>
+    <w:p>
+      <w:pPr>
+        <w:spacing w:after="0" w:before="0"/>
+      </w:pPr>
+      <w:r>
+        <w:rPr>
+          <w:rFonts w:ascii="Consolas" w:hAnsi="Consolas"/>
+          <w:color w:val="101010"/>
+          <w:sz w:val="18"/>
+        </w:rPr>
+        <w:t xml:space="preserve"> </w:t>
+      </w:r>
+    </w:p>
+    <w:p>
+      <w:pPr>
+        <w:spacing w:after="0" w:before="0"/>
+      </w:pPr>
+      <w:r>
+        <w:rPr>
+          <w:rFonts w:ascii="Consolas" w:hAnsi="Consolas"/>
+          <w:color w:val="101010"/>
+          <w:sz w:val="18"/>
+        </w:rPr>
+        <w:t>def reward_fn(completions, prompts, gold_sql, db_paths, **kw):</w:t>
+      </w:r>
+    </w:p>
+    <w:p>
+      <w:pPr>
+        <w:spacing w:after="0" w:before="0"/>
+      </w:pPr>
+      <w:r>
+        <w:rPr>
+          <w:rFonts w:ascii="Consolas" w:hAnsi="Consolas"/>
+          <w:color w:val="101010"/>
+          <w:sz w:val="18"/>
+        </w:rPr>
+        <w:t xml:space="preserve">    rewards = []</w:t>
+      </w:r>
+    </w:p>
+    <w:p>
+      <w:pPr>
+        <w:spacing w:after="0" w:before="0"/>
+      </w:pPr>
+      <w:r>
+        <w:rPr>
+          <w:rFonts w:ascii="Consolas" w:hAnsi="Consolas"/>
+          <w:color w:val="101010"/>
+          <w:sz w:val="18"/>
+        </w:rPr>
+        <w:t xml:space="preserve">    for comp, gold, db in zip(completions, gold_sql, db_paths):</w:t>
+      </w:r>
+    </w:p>
+    <w:p>
+      <w:pPr>
+        <w:spacing w:after="0" w:before="0"/>
+      </w:pPr>
+      <w:r>
+        <w:rPr>
+          <w:rFonts w:ascii="Consolas" w:hAnsi="Consolas"/>
+          <w:color w:val="101010"/>
+          <w:sz w:val="18"/>
+        </w:rPr>
+        <w:t xml:space="preserve">        m = re.search(r'SELECT.*', comp, re.S | re.I)</w:t>
+      </w:r>
+    </w:p>
+    <w:p>
+      <w:pPr>
+        <w:spacing w:after="0" w:before="0"/>
+      </w:pPr>
+      <w:r>
+        <w:rPr>
+          <w:rFonts w:ascii="Consolas" w:hAnsi="Consolas"/>
+          <w:color w:val="101010"/>
+          <w:sz w:val="18"/>
+        </w:rPr>
+        <w:t xml:space="preserve">        pred = execute(db, m.group(0)) if m else None</w:t>
+      </w:r>
+    </w:p>
+    <w:p>
+      <w:pPr>
+        <w:spacing w:after="0" w:before="0"/>
+      </w:pPr>
+      <w:r>
+        <w:rPr>
+          <w:rFonts w:ascii="Consolas" w:hAnsi="Consolas"/>
+          <w:color w:val="101010"/>
+          <w:sz w:val="18"/>
+        </w:rPr>
+        <w:t xml:space="preserve">        if pred is None:</w:t>
+      </w:r>
+    </w:p>
+    <w:p>
+      <w:pPr>
+        <w:spacing w:after="0" w:before="0"/>
+      </w:pPr>
+      <w:r>
+        <w:rPr>
+          <w:rFonts w:ascii="Consolas" w:hAnsi="Consolas"/>
+          <w:color w:val="101010"/>
+          <w:sz w:val="18"/>
+        </w:rPr>
+        <w:t xml:space="preserve">            rewards.append(0.0)</w:t>
+      </w:r>
+    </w:p>
+    <w:p>
+      <w:pPr>
+        <w:spacing w:after="0" w:before="0"/>
+      </w:pPr>
+      <w:r>
+        <w:rPr>
+          <w:rFonts w:ascii="Consolas" w:hAnsi="Consolas"/>
+          <w:color w:val="101010"/>
+          <w:sz w:val="18"/>
+        </w:rPr>
+        <w:t xml:space="preserve">        elif pred == execute(db, gold):</w:t>
+      </w:r>
+    </w:p>
+    <w:p>
+      <w:pPr>
+        <w:spacing w:after="0" w:before="0"/>
+      </w:pPr>
+      <w:r>
+        <w:rPr>
+          <w:rFonts w:ascii="Consolas" w:hAnsi="Consolas"/>
+          <w:color w:val="101010"/>
+          <w:sz w:val="18"/>
+        </w:rPr>
+        <w:t xml:space="preserve">            rewards.append(1.0)</w:t>
+      </w:r>
+    </w:p>
+    <w:p>
+      <w:pPr>
+        <w:spacing w:after="0" w:before="0"/>
+      </w:pPr>
+      <w:r>
+        <w:rPr>
+          <w:rFonts w:ascii="Consolas" w:hAnsi="Consolas"/>
+          <w:color w:val="101010"/>
+          <w:sz w:val="18"/>
+        </w:rPr>
+        <w:t xml:space="preserve">        else:</w:t>
+      </w:r>
+    </w:p>
+    <w:p>
+      <w:pPr>
+        <w:spacing w:after="0" w:before="0"/>
+      </w:pPr>
+      <w:r>
+        <w:rPr>
+          <w:rFonts w:ascii="Consolas" w:hAnsi="Consolas"/>
+          <w:color w:val="101010"/>
+          <w:sz w:val="18"/>
+        </w:rPr>
+        <w:t xml:space="preserve">            rewards.append(0.2)  # valid SQL, wrong result</w:t>
+      </w:r>
+    </w:p>
+    <w:p>
+      <w:pPr>
+        <w:spacing w:after="0" w:before="0"/>
+      </w:pPr>
+      <w:r>
+        <w:rPr>
+          <w:rFonts w:ascii="Consolas" w:hAnsi="Consolas"/>
+          <w:color w:val="101010"/>
+          <w:sz w:val="18"/>
+        </w:rPr>
+        <w:t xml:space="preserve">    return rewards</w:t>
+      </w:r>
+    </w:p>
+    <w:p>
+      <w:pPr>
+        <w:spacing w:after="0" w:before="0"/>
+      </w:pPr>
+      <w:r>
+        <w:rPr>
+          <w:rFonts w:ascii="Consolas" w:hAnsi="Consolas"/>
+          <w:color w:val="101010"/>
+          <w:sz w:val="18"/>
+        </w:rPr>
+        <w:t xml:space="preserve"> </w:t>
+      </w:r>
+    </w:p>
+    <w:p>
+      <w:pPr>
+        <w:spacing w:after="0" w:before="0"/>
+      </w:pPr>
+      <w:r>
+        <w:rPr>
+          <w:rFonts w:ascii="Consolas" w:hAnsi="Consolas"/>
+          <w:color w:val="101010"/>
+          <w:sz w:val="18"/>
+        </w:rPr>
+        <w:t>config = GRPOConfig(output_dir='out/sql-grpo', num_generations=8,</w:t>
+      </w:r>
+    </w:p>
+    <w:p>
+      <w:pPr>
+        <w:spacing w:after="0" w:before="0"/>
+      </w:pPr>
+      <w:r>
+        <w:rPr>
+          <w:rFonts w:ascii="Consolas" w:hAnsi="Consolas"/>
+          <w:color w:val="101010"/>
+          <w:sz w:val="18"/>
+        </w:rPr>
+        <w:t xml:space="preserve">                    max_steps=200, beta=0.04)</w:t>
+      </w:r>
+    </w:p>
+    <w:p>
+      <w:pPr>
+        <w:spacing w:after="0" w:before="0"/>
+      </w:pPr>
+      <w:r>
+        <w:rPr>
+          <w:rFonts w:ascii="Consolas" w:hAnsi="Consolas"/>
+          <w:color w:val="101010"/>
+          <w:sz w:val="18"/>
+        </w:rPr>
+        <w:t>trainer = GRPOTrainer(model='out/sql-lora', reward_funcs=reward_fn,</w:t>
+      </w:r>
+    </w:p>
+    <w:p>
+      <w:pPr>
+        <w:spacing w:after="0" w:before="0"/>
+      </w:pPr>
+      <w:r>
+        <w:rPr>
+          <w:rFonts w:ascii="Consolas" w:hAnsi="Consolas"/>
+          <w:color w:val="101010"/>
+          <w:sz w:val="18"/>
+        </w:rPr>
+        <w:t xml:space="preserve">                      args=config, train_dataset=prompt_dataset)</w:t>
+      </w:r>
+    </w:p>
+    <w:p>
+      <w:pPr>
+        <w:spacing w:after="0" w:before="0"/>
+      </w:pPr>
+      <w:r>
+        <w:rPr>
+          <w:rFonts w:ascii="Consolas" w:hAnsi="Consolas"/>
+          <w:color w:val="101010"/>
+          <w:sz w:val="18"/>
+        </w:rPr>
+        <w:t>trainer.train()</w:t>
+      </w:r>
+    </w:p>
+    <w:p>
+      <w:pPr>
+        <w:spacing w:after="0" w:before="0"/>
+      </w:pPr>
+      <w:r>
+        <w:rPr>
+          <w:rFonts w:ascii="Consolas" w:hAnsi="Consolas"/>
+          <w:color w:val="101010"/>
+          <w:sz w:val="18"/>
+        </w:rPr>
+        <w:t># TODO: evaluate SFT vs SFT+GRPO on the dev split</w:t>
+      </w:r>
+    </w:p>
+    <w:p>
+      <w:pPr>
+        <w:spacing w:after="0" w:before="0"/>
+      </w:pPr>
+      <w:r>
+        <w:rPr>
+          <w:rFonts w:ascii="Consolas" w:hAnsi="Consolas"/>
+          <w:color w:val="101010"/>
+          <w:sz w:val="18"/>
+        </w:rPr>
+        <w:t xml:space="preserve"> </w:t>
+      </w:r>
+    </w:p>
+    <w:p>
+      <w:r>
+        <w:rPr>
+          <w:b/>
+          <w:color w:val="1E2761"/>
+          <w:sz w:val="32"/>
+        </w:rPr>
+        <w:t>Verification Checks</w:t>
+      </w:r>
+    </w:p>
+    <w:p>
+      <w:r>
+        <w:rPr>
+          <w:color w:val="333333"/>
+          <w:sz w:val="22"/>
+        </w:rPr>
+        <w:t>Run these before submitting. Each check catches a frequent failure.</w:t>
+      </w:r>
+    </w:p>
+    <w:p>
+      <w:pPr>
+        <w:pStyle w:val="ListBullet"/>
+      </w:pPr>
+      <w:r>
+        <w:rPr>
+          <w:color w:val="333333"/>
+          <w:sz w:val="22"/>
+        </w:rPr>
+        <w:t>reward_fn on a hand-built batch returns 1.0 for a correct query, 0.2 for valid-but-wrong, 0.0 for invalid SQL.</w:t>
+      </w:r>
+    </w:p>
+    <w:p>
+      <w:pPr>
+        <w:pStyle w:val="ListBullet"/>
+      </w:pPr>
+      <w:r>
+        <w:rPr>
+          <w:color w:val="333333"/>
+          <w:sz w:val="22"/>
+        </w:rPr>
+        <w:t>Mean reward per step trends upward over the 200 steps (plot from the trainer log).</w:t>
+      </w:r>
+    </w:p>
+    <w:p>
+      <w:pPr>
+        <w:pStyle w:val="ListBullet"/>
+      </w:pPr>
+      <w:r>
+        <w:rPr>
+          <w:color w:val="333333"/>
+          <w:sz w:val="22"/>
+        </w:rPr>
+        <w:t>KL divergence stays bounded (beta penalty active), so completions remain valid SQL rather than reward hacks.</w:t>
+      </w:r>
+    </w:p>
+    <w:p>
+      <w:pPr>
+        <w:pStyle w:val="ListBullet"/>
+      </w:pPr>
+      <w:r>
+        <w:rPr>
+          <w:color w:val="333333"/>
+          <w:sz w:val="22"/>
+        </w:rPr>
+        <w:t>SFT+GRPO execution accuracy on the dev split is at least equal to SFT alone, with the delta reported.</w:t>
       </w:r>
     </w:p>
     <w:p>
@@ -518,6 +1007,7 @@
       </w:r>
     </w:p>
     <w:sectPr>
+      <w:footerReference w:type="default" r:id="rId9"/>
       <w:pgSz w:w="12240" w:h="15840"/>
       <w:pgMar w:top="1152" w:right="1296" w:bottom="1152" w:left="1296" w:header="720" w:footer="720" w:gutter="0"/>
       <w:cols w:space="720"/>
@@ -525,6 +1015,25 @@
     </w:sectPr>
   </w:body>
 </w:document>
+</file>
+
+<file path=word/footer1.xml><?xml version="1.0" encoding="utf-8"?>
+<w:ftr xmlns:m="http://schemas.openxmlformats.org/officeDocument/2006/math" xmlns:mc="http://schemas.openxmlformats.org/markup-compatibility/2006" xmlns:mo="http://schemas.microsoft.com/office/mac/office/2008/main" xmlns:mv="urn:schemas-microsoft-com:mac:vml" xmlns:o="urn:schemas-microsoft-com:office:office" xmlns:r="http://schemas.openxmlformats.org/officeDocument/2006/relationships" xmlns:v="urn:schemas-microsoft-com:vml" xmlns:w10="urn:schemas-microsoft-com:office:word" xmlns:w14="http://schemas.microsoft.com/office/word/2010/wordml" xmlns:w="http://schemas.openxmlformats.org/wordprocessingml/2006/main" xmlns:wne="http://schemas.microsoft.com/office/word/2006/wordml" xmlns:wp14="http://schemas.microsoft.com/office/word/2010/wordprocessingDrawing" xmlns:wp="http://schemas.openxmlformats.org/drawingml/2006/wordprocessingDrawing" xmlns:wpc="http://schemas.microsoft.com/office/word/2010/wordprocessingCanvas" xmlns:wpg="http://schemas.microsoft.com/office/word/2010/wordprocessingGroup" xmlns:wpi="http://schemas.microsoft.com/office/word/2010/wordprocessingInk" xmlns:wps="http://schemas.microsoft.com/office/word/2010/wordprocessingShape" mc:Ignorable="w14 wp14">
+  <w:p>
+    <w:pPr>
+      <w:pStyle w:val="Footer"/>
+      <w:jc w:val="center"/>
+    </w:pPr>
+    <w:r>
+      <w:rPr>
+        <w:rFonts w:ascii="Calibri" w:hAnsi="Calibri"/>
+        <w:color w:val="333333"/>
+        <w:sz w:val="18"/>
+      </w:rPr>
+      <w:t>© 2026 Proxiant Academy | info@proxiant.com | proxiant.ai/training</w:t>
+    </w:r>
+  </w:p>
+</w:ftr>
 </file>
 
 <file path=word/numbering.xml><?xml version="1.0" encoding="utf-8"?>
